--- a/chatbot/templates/Hop_dong_dich_vu.docx
+++ b/chatbot/templates/Hop_dong_dich_vu.docx
@@ -3,353 +3,183 @@
 <w:document xmlns:wpc="http://schemas.microsoft.com/office/word/2010/wordprocessingCanvas" xmlns:mo="http://schemas.microsoft.com/office/mac/office/2008/main" xmlns:mc="http://schemas.openxmlformats.org/markup-compatibility/2006" xmlns:mv="urn:schemas-microsoft-com:mac:vml" xmlns:o="urn:schemas-microsoft-com:office:office" xmlns:r="http://schemas.openxmlformats.org/officeDocument/2006/relationships" xmlns:m="http://schemas.openxmlformats.org/officeDocument/2006/math" xmlns:v="urn:schemas-microsoft-com:vml" xmlns:wp14="http://schemas.microsoft.com/office/word/2010/wordprocessingDrawing" xmlns:wp="http://schemas.openxmlformats.org/drawingml/2006/wordprocessingDrawing" xmlns:w10="urn:schemas-microsoft-com:office:word" xmlns:w="http://schemas.openxmlformats.org/wordprocessingml/2006/main" xmlns:w14="http://schemas.microsoft.com/office/word/2010/wordml" xmlns:wpg="http://schemas.microsoft.com/office/word/2010/wordprocessingGroup" xmlns:wpi="http://schemas.microsoft.com/office/word/2010/wordprocessingInk" xmlns:wne="http://schemas.microsoft.com/office/word/2006/wordml" xmlns:wps="http://schemas.microsoft.com/office/word/2010/wordprocessingShape" mc:Ignorable="w14 wp14">
   <w:body>
     <w:p>
+      <w:pPr>
+        <w:jc w:val="center"/>
+      </w:pPr>
       <w:r>
-        <w:t>Danh mục|Tổng đài trực tuyến19006192|Gói dịch vụ &amp; GiáTra cứu văn bảnPhân tích văn bảnDịch vụ dịch thuậtDịch vụ nội dungTổng đài tư vấn|EnglishĐăng ký/ Đăng nhập</w:t>
+        <w:rPr>
+          <w:b/>
+          <w:sz w:val="26"/>
+        </w:rPr>
+        <w:t>CỘNG HÒA XÃ HỘI CHỦ NGHĨA VIỆT NAM</w:t>
+        <w:br/>
+      </w:r>
+      <w:r>
+        <w:rPr>
+          <w:b/>
+          <w:sz w:val="28"/>
+        </w:rPr>
+        <w:t>Độc lập - Tự do - Hạnh phúc</w:t>
+        <w:br/>
+      </w:r>
+      <w:r>
+        <w:t>---------------</w:t>
+      </w:r>
+    </w:p>
+    <w:p/>
+    <w:p>
+      <w:pPr>
+        <w:jc w:val="center"/>
+      </w:pPr>
+      <w:r>
+        <w:rPr>
+          <w:b/>
+          <w:sz w:val="32"/>
+        </w:rPr>
+        <w:t>HỢP ĐỒNG DỊCH VỤ</w:t>
+      </w:r>
+    </w:p>
+    <w:p>
+      <w:pPr>
+        <w:jc w:val="center"/>
+      </w:pPr>
+      <w:r>
+        <w:t>Số: ....../HĐ</w:t>
+      </w:r>
+    </w:p>
+    <w:p/>
+    <w:p>
+      <w:r>
+        <w:t>- Căn cứ Bộ luật Dân sự nước Cộng hòa xã hội chủ nghĩa Việt Nam hiện hành;</w:t>
+        <w:br/>
+        <w:t>- Căn cứ nhu cầu và khả năng thực tế của hai bên;</w:t>
       </w:r>
     </w:p>
     <w:p>
       <w:r>
-        <w:t>Danh mục|Tổng đài trực tuyến19006192|Gói dịch vụ &amp; GiáTra cứu văn bảnPhân tích văn bảnDịch vụ dịch thuậtDịch vụ nội dungTổng đài tư vấn|English</w:t>
+        <w:t>Hôm nay, ngày ...... tháng ...... năm ......, chúng tôi gồm:</w:t>
       </w:r>
     </w:p>
     <w:p>
       <w:r>
-        <w:t>Danh mục</w:t>
+        <w:rPr>
+          <w:b/>
+        </w:rPr>
+        <w:t>BÊN A: {{ten_ben_a}}</w:t>
+        <w:br/>
+      </w:r>
+      <w:r>
+        <w:t>- Địa chỉ: {{dia_chi_ben_a}}</w:t>
+        <w:br/>
+        <w:t>- Mã số thuế / Số CCCD: {{mst_ben_a}}</w:t>
+        <w:br/>
+        <w:t>- Đại diện: {{dai_dien_ben_a}}        Chức vụ: {{chuc_vu_ben_a}}</w:t>
+        <w:br/>
+        <w:t>- Điện thoại: {{dien_thoai_ben_a}}</w:t>
       </w:r>
     </w:p>
     <w:p>
       <w:r>
-        <w:t>Tổng đài trực tuyến19006192</w:t>
+        <w:rPr>
+          <w:b/>
+        </w:rPr>
+        <w:t>BÊN B: {{ten_ben_b}}</w:t>
+        <w:br/>
+      </w:r>
+      <w:r>
+        <w:t>- Địa chỉ: {{dia_chi_ben_b}}</w:t>
+        <w:br/>
+        <w:t>- Mã số thuế / Số CCCD: {{mst_ben_b}}</w:t>
+        <w:br/>
+        <w:t>- Đại diện: {{dai_dien_ben_b}}        Chức vụ: {{chuc_vu_ben_b}}</w:t>
+        <w:br/>
+        <w:t>- Điện thoại: {{dien_thoai_ben_b}}</w:t>
       </w:r>
     </w:p>
     <w:p>
       <w:r>
-        <w:t>Gói dịch vụ &amp; GiáTra cứu văn bảnPhân tích văn bảnDịch vụ dịch thuậtDịch vụ nội dungTổng đài tư vấn</w:t>
+        <w:t>Hai bên thống nhất thỏa thuận ký kết hợp đồng với các điều khoản cụ thể dưới đây:</w:t>
       </w:r>
     </w:p>
     <w:p>
       <w:r>
-        <w:t>Tra cứu văn bảnPhân tích văn bảnDịch vụ dịch thuậtDịch vụ nội dungTổng đài tư vấn</w:t>
+        <w:rPr>
+          <w:b/>
+        </w:rPr>
+        <w:t>Điều 1: Nội dung dịch vụ yêu cầu</w:t>
       </w:r>
     </w:p>
     <w:p>
       <w:r>
-        <w:t>English</w:t>
+        <w:t>- Bên B cam kết thực hiện công việc dịch vụ: {{noi_dung_dich_vu}} cho Bên A theo đúng thời hạn, tiến độ và tiêu chuẩn chất lượng đã cam kết.</w:t>
       </w:r>
     </w:p>
     <w:p>
       <w:r>
-        <w:t>Đăng ký/ Đăng nhập</w:t>
+        <w:rPr>
+          <w:b/>
+        </w:rPr>
+        <w:t>Điều 2: Phí dịch vụ và phương thức thanh toán</w:t>
       </w:r>
     </w:p>
     <w:p>
       <w:r>
-        <w:t>Tất cả chuyên mụcĐóng</w:t>
+        <w:t>- Tổng giá trị hợp đồng dịch vụ là: {{phi_dich_vu}} VNĐ.</w:t>
+        <w:br/>
+        <w:t>- Phương thức thanh toán: {{phuong_thuc_thanh_toan}}.</w:t>
+        <w:br/>
+        <w:t>- Thời hạn thanh toán: {{han_thanh_toan}}.</w:t>
       </w:r>
     </w:p>
     <w:p>
       <w:r>
-        <w:t>Văn bảnVăn bản mớiVăn bản luật Việt NamVăn bản tiếng AnhVăn bản UBNDCông vănVăn bản hợp nhấtTiêu chuẩn Việt NamQuy chuẩn Việt NamCông ướcHiệp địnhHiệp ướcDự thảo</w:t>
+        <w:rPr>
+          <w:b/>
+        </w:rPr>
+        <w:t>Điều 3: Quyền và nghĩa vụ của Bên A</w:t>
       </w:r>
     </w:p>
     <w:p>
       <w:r>
-        <w:t>Văn bản</w:t>
+        <w:t>- Cung cấp đầy đủ thông tin, tài liệu và tạo điều kiện thuận lợi để Bên B thực hiện công việc.</w:t>
+        <w:br/>
+        <w:t>- Tổ chức nghiệm thu kết quả và thực hiện nghĩa vụ thanh toán phí dịch vụ đầy đủ, đúng hạn.</w:t>
       </w:r>
     </w:p>
     <w:p>
       <w:r>
-        <w:t>Lĩnh vực tra cứu văn bản</w:t>
+        <w:rPr>
+          <w:b/>
+        </w:rPr>
+        <w:t>Điều 4: Quyền và nghĩa vụ của Bên B</w:t>
       </w:r>
     </w:p>
     <w:p>
       <w:r>
-        <w:t>Xem thêm</w:t>
+        <w:t>- Thực hiện dịch vụ cẩn trọng, bảo đảm chất lượng và bàn giao kết quả đúng thời hạn.</w:t>
+        <w:br/>
+        <w:t>- Bảo mật tuyệt đối mọi thông tin liên quan đến hoạt động kinh doanh của Bên A.</w:t>
       </w:r>
     </w:p>
     <w:p>
       <w:r>
-        <w:t>Tin tức pháp luậtTin văn bản mớiTin pháp luậtHành chínhThuế - PhíĐất đai - Nhà ởBảo hiểmCán bộ - công chứcLao độngDân sựGiao thôngBiểu mẫuMedia LuậtLĩnh vực khácXem thêm</w:t>
+        <w:rPr>
+          <w:b/>
+        </w:rPr>
+        <w:t>Điều 5: Phạt vi phạm và giải quyết tranh chấp</w:t>
       </w:r>
     </w:p>
     <w:p>
       <w:r>
-        <w:t>Tin tức pháp luật</w:t>
+        <w:t>- Mọi tranh chấp phát sinh được ưu tiên giải quyết qua thương lượng, hòa giải.</w:t>
+        <w:br/>
+        <w:t>- Trường hợp vi phạm tiến độ hoặc chất lượng, bên vi phạm phải chịu phạt vi phạm {{ty_le_phat}}% giá trị hợp đồng.</w:t>
       </w:r>
     </w:p>
+    <w:p/>
     <w:p>
       <w:r>
-        <w:t>Tin văn bản mới</w:t>
-      </w:r>
-    </w:p>
-    <w:p>
-      <w:r>
-        <w:t>Tin pháp luật</w:t>
-      </w:r>
-    </w:p>
-    <w:p>
-      <w:r>
-        <w:t>Hành chínhThuế - PhíĐất đai - Nhà ởBảo hiểmCán bộ - công chứcLao độngDân sựGiao thôngBiểu mẫuMedia LuậtLĩnh vực khác</w:t>
-      </w:r>
-    </w:p>
-    <w:p>
-      <w:r>
-        <w:t>Tiện íchThuật ngữ pháp lýTra cứu giá đấtTra cứu diện tích tách thửaTính thuế thu nhập cá nhânTính bảo hiểm thất nghiệpTính bảo hiểm xã hội 1 lầnTính lương Gross - NetTra cứu mức lương tối thiểuTính lãi suất vay ngân hàngTính lãi suất tiết kiệm ngân hàngTính VAT onlineGiá xăng hôm nayTính tiền chế độ thai sảnTra cứu mặt hàng không giảm thuếBiểu thuế nhập khẩu WTOBiểu thuế ASEANTra cứu mã ngành nghề kinh doanhThông tin về dịch Covid-19Xem thêmBản tin luậtĐiểm tin văn bản mớiVăn bản hàng tuầnBản tin hiệu lựcChính sách mới hàng thángLuật sư tư vấnHỏi đáp cùng chuyên giaDanh sách Luật sư/ VP LuậtPháp lý doanh nghiệpThủ tục doanh nghiệpBiểu mẫuLịch pháp lý</w:t>
-      </w:r>
-    </w:p>
-    <w:p>
-      <w:r>
-        <w:t>Tiện íchThuật ngữ pháp lýTra cứu giá đấtTra cứu diện tích tách thửaTính thuế thu nhập cá nhânTính bảo hiểm thất nghiệpTính bảo hiểm xã hội 1 lầnTính lương Gross - NetTra cứu mức lương tối thiểuTính lãi suất vay ngân hàngTính lãi suất tiết kiệm ngân hàngTính VAT onlineGiá xăng hôm nayTính tiền chế độ thai sảnTra cứu mặt hàng không giảm thuếBiểu thuế nhập khẩu WTOBiểu thuế ASEANTra cứu mã ngành nghề kinh doanhThông tin về dịch Covid-19Xem thêm</w:t>
-      </w:r>
-    </w:p>
-    <w:p>
-      <w:r>
-        <w:t>Tiện ích</w:t>
-      </w:r>
-    </w:p>
-    <w:p>
-      <w:r>
-        <w:t>Thuật ngữ pháp lýTra cứu giá đấtTra cứu diện tích tách thửaTính thuế thu nhập cá nhânTính bảo hiểm thất nghiệpTính bảo hiểm xã hội 1 lầnTính lương Gross - NetTra cứu mức lương tối thiểuTính lãi suất vay ngân hàngTính lãi suất tiết kiệm ngân hàngTính VAT onlineGiá xăng hôm nayTính tiền chế độ thai sảnTra cứu mặt hàng không giảm thuếBiểu thuế nhập khẩu WTOBiểu thuế ASEANTra cứu mã ngành nghề kinh doanhThông tin về dịch Covid-19</w:t>
-      </w:r>
-    </w:p>
-    <w:p>
-      <w:r>
-        <w:t>Bản tin luậtĐiểm tin văn bản mớiVăn bản hàng tuầnBản tin hiệu lựcChính sách mới hàng tháng</w:t>
-      </w:r>
-    </w:p>
-    <w:p>
-      <w:r>
-        <w:t>Bản tin luật</w:t>
-      </w:r>
-    </w:p>
-    <w:p>
-      <w:r>
-        <w:t>Điểm tin văn bản mớiVăn bản hàng tuầnBản tin hiệu lựcChính sách mới hàng tháng</w:t>
-      </w:r>
-    </w:p>
-    <w:p>
-      <w:r>
-        <w:t>Luật sư tư vấnHỏi đáp cùng chuyên giaDanh sách Luật sư/ VP Luật</w:t>
-      </w:r>
-    </w:p>
-    <w:p>
-      <w:r>
-        <w:t>Luật sư tư vấn</w:t>
-      </w:r>
-    </w:p>
-    <w:p>
-      <w:r>
-        <w:t>Hỏi đáp cùng chuyên giaDanh sách Luật sư/ VP Luật</w:t>
-      </w:r>
-    </w:p>
-    <w:p>
-      <w:r>
-        <w:t>Pháp lý doanh nghiệpThủ tục doanh nghiệpBiểu mẫuLịch pháp lý</w:t>
-      </w:r>
-    </w:p>
-    <w:p>
-      <w:r>
-        <w:t>Pháp lý doanh nghiệp</w:t>
-      </w:r>
-    </w:p>
-    <w:p>
-      <w:r>
-        <w:t>Thủ tục doanh nghiệpBiểu mẫuLịch pháp lý</w:t>
-      </w:r>
-    </w:p>
-    <w:p>
-      <w:r>
-        <w:t>Phiên bản tiếng Anh</w:t>
-      </w:r>
-    </w:p>
-    <w:p>
-      <w:r>
-        <w:t>Hệ thống Bản án - Án lệ</w:t>
-      </w:r>
-    </w:p>
-    <w:p>
-      <w:r>
-        <w:t>AI Luật - Trợ lý pháp lý thông minh</w:t>
-      </w:r>
-    </w:p>
-    <w:p>
-      <w:r>
-        <w:t>Dịch vụTra cứu văn bảnPhân tích văn bảnDịch vụ dịch thuậtDịch vụ nội dungTổng đài tư vấn</w:t>
-      </w:r>
-    </w:p>
-    <w:p>
-      <w:r>
-        <w:t>Dịch vụ</w:t>
-      </w:r>
-    </w:p>
-    <w:p>
-      <w:r>
-        <w:t>Giới thiệuHướng dẫn sử dụng</w:t>
-      </w:r>
-    </w:p>
-    <w:p>
-      <w:r>
-        <w:t>Tải ứng dụngAndroid:IOS:Theo dõi chúng tôi trên:</w:t>
-      </w:r>
-    </w:p>
-    <w:p>
-      <w:r>
-        <w:t>Tin pháp luậtBảo hiểmHành chínhThủ tục hành chínhVi phạm hành chínhCông chứng - Chứng thựcCư trúThuế - PhíThuếPhíLệ phíHóa đơnĐất đai - Nhà ởĐất đaiNhà ởBảo hiểmBảo hiểm xã hộiBảo hiểm y tếBảo hiểm thất nghiệpCán bộ - Công chứcTuyển dụngLương - Phụ cấpKỷ luật - Nghỉ hưuPhòng, chống tham nhũngĐảng viênLao độngHợp đồng lao độngLương - ThưởngChế độ nghỉKỷ luật lao độngAn toàn lao độngTranh chấp lao độngDân sựHôn nhânThừa kếBồi thường thiệt hạiGiao dịch dân sựBiểu mẫuMẫu giấyMẫu đơnMẫu hợp đồngMẫu tờ khaiMẫu khácGiao thôngBiển báo giao thôngMức phạt vi phạmCảnh sát giao thôngLĩnh vực khácY tếHình sựGiáo dụcAn ninh - Trật tựTài chính - Ngân hàngTrọng tài thương mạiMedia LuậtInfographicVideoSách LuậtRSSTìm kiếmTìm nâng caoVăn bảnTin tứcHỏi đápBản ánThứ Tư, 16/12/2020,13:00Tăng giảm cỡ chữ:Các khoản thu nhập tính đóng và không tính đóng BHXHTác giả:Thùy LinhNhững ngày cuối năm, bên cạnh lương, thưởng, người lao động thường quan tâm nhiều tới chế độ, chính sách bảo hiểm trong năm mới. Và một trong số đó là thông tin về các khoản thu nhập tính đóng và không tính đóng BHXH bắt buộc.Các khoản thu nhập tính đóng BHXH bắt buộcTheo quy định tạikhoản 2 Điều 89 Luật Bảo hiểm xã hội 2014:Tiền lương tháng đóng BHXH bắt buộc là mức lương, phụ cấp lương và các khoản bổ sung khác.Trong đó, các khoản bổ sung khác được xác định theo khoản 5 Điều 3 của Thông tư số10/2020/TT-BLĐTBXH.Và như vậy, các khoản thu nhập tính đóng BHXH bắt buộc sẽ là:- Mức lương theo công việc hoặc chức danh.- Phụ cấp lương theo thỏa thuận của hai bên:+ Các khoản phụ cấp lương để bù đắp yếu tố về điều kiện lao động, tính chất phức tạp công việc, điều kiện sinh hoạt, mức độ thu hút lao động mà mức lương thỏa thuận trong hợp đồng lao động chưa được tính đến hoặc tính chưa đầy đủ.+ Các khoản phụ cấp lương gắn với quá trình làm việc và kết quả thực hiện công việc của người lao động.- Các khoản bổ sung khác theo thỏa thuận mà xác định được mức tiền cụ thể cùng với mức lương thỏa thuận trong hợp đồng lao động và trả thường xuyên trong mỗi kỳ trả lương.Các khoản thu nhập tính đóng và không tính đóng BHXH năm 2021Các khoản thu nhập không tính đóng BHXH bắt buộcĐiểm 2.3 khoản 2 Điều 6 Quyết định595/QĐ-BHXHnêu rõ:Tiền lương tháng đóng BHXH bắt buộc không bao gồm các khoản chế độ và phúc lợi khác.Do đó, có thể xác định các khoản thu nhập không tính đóng BHXH bắt buộc bao gồm:STTKhoản thu nhập1Tiền thưởng theo kết quả sản xuất kinh doanh của doanh nghiệp và mức độ hoàn thành công việc của người lao động2Tiền thưởng sáng kiến3Tiền ăn giữa ca4Tiền hỗ trợ xăng xe5Tiền hỗ trợ điện thoại6Tiền hỗ trợ đi lại7Tiền hỗ trợ nhà ở8Tiền hỗ trợ giữ trẻ9Tiền hỗ trợ nuôi con nhỏ10Tiền hỗ trợ khi người lao động có thân nhân chết11Tiền hỗ trợ khi người lao động có người thân kết hôn12Tiền sinh nhật của người lao động13Tiền trợ cấp cho người lao động gặp hoàn cảnh khó khăn khi bị tai nạn lao động14Tiền trợ cấp cho người lao động gặp hoàn cảnh khó khăn khi bị bệnh nghề nghiệp15Các khoản hỗ trợ, trợ cấp khác ghi thành mục riêng trong hợp đồng lao độngTrên đây là tổng hợp của LuatVietnam vềcác khoản thu nhập tính đóng và không tính đóng BHXH. Doanh nghiệp và người lao động nên nắm rõ những quy định này để bảo đảm quyền lợi cho mình. Nếu còn vấn đề thắc mắc, bạn đọc vui lòng liên hệ1900 6192để được hỗ trợ.&gt;&gt;Mức lương đóng BHXH của người lao độngThùy Linh1900 6192để được giải đáp quatổng đài090 222 9061để sử dụng dịch vụLuật sư tư vấn(CÓ PHÍ)Đánh giá bài viết:Bài viết đã giải quyết được vấn đề của bạn chưa?RồiChưaBạn có ý kiến đóng góp nào khác không?ĐóngGửiChủ đề:bảo hiểm xã hộiTin liên quanCác khoản thu nhập tính đóng và không tính đóng BHXH bắt buộcThu nhập tính đóng và không tính đóng BHXH từ 2021Video: Các khoản thu nhập tính đóng và không tính đóng BHXH năm 2021Các khoản thu nhập không tính đóng BHXH bắt buộc năm 2019Infographic: 8 khoản phụ cấp lương tính đóng BHXH bắt buộcTin cùng chuyên mụcQuá thời hạn nộp hồ sơ hưởng trợ cấp thất nghiệp xử lý thế nào?Quá thời hạn nộp hồ sơ hưởng trợ cấp thất nghiệp xử lý thế nào?Không ít người lao động sau khi nghỉ việc mới phát hiện đã quá hạn nộp hồ sơ hưởng trợ cấp thất nghiệp. Vậy nộp hồ sơ quá hạn, người lao động sẽ được giải quyết như thế nào?11 giờ trướcChính sách mới về Bảo hiểm hiệu lực tháng 7/2026Chính sách mới về Bảo hiểm hiệu lực tháng 7/2026Trong bài viết dưới đây, LuatVietnam sẽ tổng hợp các chính sách mới về lĩnh vực bảo hiểm có hiệu lực tháng 7/2026 theo quy định của pháp luật.01/07/2026Từ 01/7/2026, nghỉ thai sản 7 tháng có được hưởng tiền thai sản đủ 7 tháng không?Từ 01/7/2026, nghỉ thai sản 7 tháng có được hưởng tiền thai sản đủ 7 tháng không?Từ ngày 01/7/2026, lao động nữ sinh con thứ hai được nghỉ thai sản 07 tháng thay vì 06 tháng như trước. Một trong những vấn đề được nhiều người quan tâm là tháng nghỉ thêm có được hưởng trợ cấp thai sản hay không?30/06/2026Bảng tính tuổi nghỉ hưu nữ chi tiết năm 2026Bảng tính tuổi nghỉ hưu nữ chi tiết năm 2026Tuổi nghỉ hưu là một trong những vấn đề được người lao động quan tâm đặc biệt là lao động lớn tuổi. Hiện nay, pháp luật quy định rất cụ thể về tuổi nghỉ hưu của người lao động. Cùng tìm hiểu về bảng tính tuổi nghỉ hưu nữ năm 2026 tại bài viết dưới đây.25/06/20269 điểm mới của Luật Bảo hiểm xã hội sửa đổi (Đề xuất)9 điểm mới của Luật Bảo hiểm xã hội sửa đổi (Đề xuất)Dự thảo Luật Bảo hiểm xã hội sửa đổi (bản dự thảo ngày 17/6/2026) đã đề xuất nhiều quy định mới về sổ BHXH điện tử, thủ tục hưởng chế độ, hỗ trợ đóng BHXH và trợ cấp hưu trí xã hội. Các quy định này dự kiến có hiệu lực từ 01/3/2027.24/06/2026Mức đóng bảo hiểm xã hội của giáo viên năm 2026Mức đóng bảo hiểm xã hội của giáo viên năm 2026Giáo viên đi dạy ngoài việc hưởng lương, hằng tháng còn phải đóng bảo hiểm. Năm 2026, mức đóng bảo hiểm xã hội của giáo viên là bao nhiêu? Sau đây là những cập nhật mới nhất.21/06/2026Mức đóng bảo hiểm xã hội cho giám đốc năm 2026 là bao nhiêu?Mức đóng bảo hiểm xã hội cho giám đốc năm 2026 là bao nhiêu?Mức đóng bảo hiểm xã hội cho giám đốc được quy định như thế nào? Có phải ai làm giám đốc cũng phải đóng bảo hiểm xã hội không? Tất cả câu hỏi sẽ được LuatVietnam giải đáp ngay sau đây.20/06/2026Mức hưởng BHYT khi khám chữa bệnh ngoại trú từ 01/7/2026 có gì mới?Mức hưởng BHYT khi khám chữa bệnh ngoại trú từ 01/7/2026 có gì mới?Từ ngày 01/7/2026, chính sách BHYT đối với người tự đi khám, chữa bệnh ngoại trú có một số thay đổi đáng chú ý. Người tham gia BHYT cần nắm rõ để bảo đảm quyền lợi khi đi khám, chữa bệnh.17/06/2026Tổ chức bảo hiểm tiền gửi là gì? Quyền và nghĩa vụ của tổ chức bảo hiểm tiền gửi?Tổ chức bảo hiểm tiền gửi là gì? Quyền và nghĩa vụ của tổ chức bảo hiểm tiền gửi?Tổ chức bảo hiểm tiền gửi đóng vai trò quan trọng trong việc bảo vệ quyền lợi của người gửi tiền và góp phần bảo đảm an toàn hệ thống tài chính, ngân hàng. Vậy tổ chức bảo hiểm tiền gửi là gì, có những quyền và nghĩa vụ nào theo quy định của pháp luật hiện hành?14/06/2026Chồng được hưởng chế độ thai sản thế nào khi vợ sinh con năm 2026?Chồng được hưởng chế độ thai sản thế nào khi vợ sinh con năm 2026?Khi vợ sinh con, lao động nam không chỉ được nghỉ việc để chăm sóc vợ và con mà còn có thể được hưởng một số quyền lợi từ chế độ thai sản. Vậy năm 2026, điều kiện, thời gian nghỉ và mức hưởng chế độ thai sản đối với người chồng được quy định như thế nào?12/06/2026Xem tiếpTin xem nhiềuTừ 01/7/2026, nghỉ thai sản 7 tháng có được hưởng tiền thai sản đủ 7 tháng không?30/06/2026Bảng tính tuổi nghỉ hưu nữ chi tiết năm 202625/06/2026Mức đóng bảo hiểm xã hội của giáo viên năm 202621/06/2026Chế độ thai sản từ 01/7/2026: Những điểm mới cần biết11/06/2026Mức đóng bảo hiểm xã hội cho giám đốc năm 2026 là bao nhiêu?20/06/2026</w:t>
-      </w:r>
-    </w:p>
-    <w:p>
-      <w:r>
-        <w:t>Tin pháp luậtBảo hiểm</w:t>
-      </w:r>
-    </w:p>
-    <w:p>
-      <w:r>
-        <w:t>Hành chínhThủ tục hành chínhVi phạm hành chínhCông chứng - Chứng thựcCư trúThuế - PhíThuếPhíLệ phíHóa đơnĐất đai - Nhà ởĐất đaiNhà ởBảo hiểmBảo hiểm xã hộiBảo hiểm y tếBảo hiểm thất nghiệpCán bộ - Công chứcTuyển dụngLương - Phụ cấpKỷ luật - Nghỉ hưuPhòng, chống tham nhũngĐảng viênLao độngHợp đồng lao độngLương - ThưởngChế độ nghỉKỷ luật lao độngAn toàn lao độngTranh chấp lao độngDân sựHôn nhânThừa kếBồi thường thiệt hạiGiao dịch dân sựBiểu mẫuMẫu giấyMẫu đơnMẫu hợp đồngMẫu tờ khaiMẫu khácGiao thôngBiển báo giao thôngMức phạt vi phạmCảnh sát giao thôngLĩnh vực khácY tếHình sựGiáo dụcAn ninh - Trật tựTài chính - Ngân hàngTrọng tài thương mạiMedia LuậtInfographicVideoSách LuậtRSS</w:t>
-      </w:r>
-    </w:p>
-    <w:p>
-      <w:r>
-        <w:t>Tìm kiếmTìm nâng caoVăn bảnTin tứcHỏi đápBản ánThứ Tư, 16/12/2020,13:00Tăng giảm cỡ chữ:Các khoản thu nhập tính đóng và không tính đóng BHXHTác giả:Thùy LinhNhững ngày cuối năm, bên cạnh lương, thưởng, người lao động thường quan tâm nhiều tới chế độ, chính sách bảo hiểm trong năm mới. Và một trong số đó là thông tin về các khoản thu nhập tính đóng và không tính đóng BHXH bắt buộc.Các khoản thu nhập tính đóng BHXH bắt buộcTheo quy định tạikhoản 2 Điều 89 Luật Bảo hiểm xã hội 2014:Tiền lương tháng đóng BHXH bắt buộc là mức lương, phụ cấp lương và các khoản bổ sung khác.Trong đó, các khoản bổ sung khác được xác định theo khoản 5 Điều 3 của Thông tư số10/2020/TT-BLĐTBXH.Và như vậy, các khoản thu nhập tính đóng BHXH bắt buộc sẽ là:- Mức lương theo công việc hoặc chức danh.- Phụ cấp lương theo thỏa thuận của hai bên:+ Các khoản phụ cấp lương để bù đắp yếu tố về điều kiện lao động, tính chất phức tạp công việc, điều kiện sinh hoạt, mức độ thu hút lao động mà mức lương thỏa thuận trong hợp đồng lao động chưa được tính đến hoặc tính chưa đầy đủ.+ Các khoản phụ cấp lương gắn với quá trình làm việc và kết quả thực hiện công việc của người lao động.- Các khoản bổ sung khác theo thỏa thuận mà xác định được mức tiền cụ thể cùng với mức lương thỏa thuận trong hợp đồng lao động và trả thường xuyên trong mỗi kỳ trả lương.Các khoản thu nhập tính đóng và không tính đóng BHXH năm 2021Các khoản thu nhập không tính đóng BHXH bắt buộcĐiểm 2.3 khoản 2 Điều 6 Quyết định595/QĐ-BHXHnêu rõ:Tiền lương tháng đóng BHXH bắt buộc không bao gồm các khoản chế độ và phúc lợi khác.Do đó, có thể xác định các khoản thu nhập không tính đóng BHXH bắt buộc bao gồm:STTKhoản thu nhập1Tiền thưởng theo kết quả sản xuất kinh doanh của doanh nghiệp và mức độ hoàn thành công việc của người lao động2Tiền thưởng sáng kiến3Tiền ăn giữa ca4Tiền hỗ trợ xăng xe5Tiền hỗ trợ điện thoại6Tiền hỗ trợ đi lại7Tiền hỗ trợ nhà ở8Tiền hỗ trợ giữ trẻ9Tiền hỗ trợ nuôi con nhỏ10Tiền hỗ trợ khi người lao động có thân nhân chết11Tiền hỗ trợ khi người lao động có người thân kết hôn12Tiền sinh nhật của người lao động13Tiền trợ cấp cho người lao động gặp hoàn cảnh khó khăn khi bị tai nạn lao động14Tiền trợ cấp cho người lao động gặp hoàn cảnh khó khăn khi bị bệnh nghề nghiệp15Các khoản hỗ trợ, trợ cấp khác ghi thành mục riêng trong hợp đồng lao độngTrên đây là tổng hợp của LuatVietnam vềcác khoản thu nhập tính đóng và không tính đóng BHXH. Doanh nghiệp và người lao động nên nắm rõ những quy định này để bảo đảm quyền lợi cho mình. Nếu còn vấn đề thắc mắc, bạn đọc vui lòng liên hệ1900 6192để được hỗ trợ.&gt;&gt;Mức lương đóng BHXH của người lao độngThùy Linh1900 6192để được giải đáp quatổng đài090 222 9061để sử dụng dịch vụLuật sư tư vấn(CÓ PHÍ)Đánh giá bài viết:Bài viết đã giải quyết được vấn đề của bạn chưa?RồiChưaBạn có ý kiến đóng góp nào khác không?ĐóngGửiChủ đề:bảo hiểm xã hộiTin liên quanCác khoản thu nhập tính đóng và không tính đóng BHXH bắt buộcThu nhập tính đóng và không tính đóng BHXH từ 2021Video: Các khoản thu nhập tính đóng và không tính đóng BHXH năm 2021Các khoản thu nhập không tính đóng BHXH bắt buộc năm 2019Infographic: 8 khoản phụ cấp lương tính đóng BHXH bắt buộcTin cùng chuyên mụcQuá thời hạn nộp hồ sơ hưởng trợ cấp thất nghiệp xử lý thế nào?Quá thời hạn nộp hồ sơ hưởng trợ cấp thất nghiệp xử lý thế nào?Không ít người lao động sau khi nghỉ việc mới phát hiện đã quá hạn nộp hồ sơ hưởng trợ cấp thất nghiệp. Vậy nộp hồ sơ quá hạn, người lao động sẽ được giải quyết như thế nào?11 giờ trướcChính sách mới về Bảo hiểm hiệu lực tháng 7/2026Chính sách mới về Bảo hiểm hiệu lực tháng 7/2026Trong bài viết dưới đây, LuatVietnam sẽ tổng hợp các chính sách mới về lĩnh vực bảo hiểm có hiệu lực tháng 7/2026 theo quy định của pháp luật.01/07/2026Từ 01/7/2026, nghỉ thai sản 7 tháng có được hưởng tiền thai sản đủ 7 tháng không?Từ 01/7/2026, nghỉ thai sản 7 tháng có được hưởng tiền thai sản đủ 7 tháng không?Từ ngày 01/7/2026, lao động nữ sinh con thứ hai được nghỉ thai sản 07 tháng thay vì 06 tháng như trước. Một trong những vấn đề được nhiều người quan tâm là tháng nghỉ thêm có được hưởng trợ cấp thai sản hay không?30/06/2026Bảng tính tuổi nghỉ hưu nữ chi tiết năm 2026Bảng tính tuổi nghỉ hưu nữ chi tiết năm 2026Tuổi nghỉ hưu là một trong những vấn đề được người lao động quan tâm đặc biệt là lao động lớn tuổi. Hiện nay, pháp luật quy định rất cụ thể về tuổi nghỉ hưu của người lao động. Cùng tìm hiểu về bảng tính tuổi nghỉ hưu nữ năm 2026 tại bài viết dưới đây.25/06/20269 điểm mới của Luật Bảo hiểm xã hội sửa đổi (Đề xuất)9 điểm mới của Luật Bảo hiểm xã hội sửa đổi (Đề xuất)Dự thảo Luật Bảo hiểm xã hội sửa đổi (bản dự thảo ngày 17/6/2026) đã đề xuất nhiều quy định mới về sổ BHXH điện tử, thủ tục hưởng chế độ, hỗ trợ đóng BHXH và trợ cấp hưu trí xã hội. Các quy định này dự kiến có hiệu lực từ 01/3/2027.24/06/2026Mức đóng bảo hiểm xã hội của giáo viên năm 2026Mức đóng bảo hiểm xã hội của giáo viên năm 2026Giáo viên đi dạy ngoài việc hưởng lương, hằng tháng còn phải đóng bảo hiểm. Năm 2026, mức đóng bảo hiểm xã hội của giáo viên là bao nhiêu? Sau đây là những cập nhật mới nhất.21/06/2026Mức đóng bảo hiểm xã hội cho giám đốc năm 2026 là bao nhiêu?Mức đóng bảo hiểm xã hội cho giám đốc năm 2026 là bao nhiêu?Mức đóng bảo hiểm xã hội cho giám đốc được quy định như thế nào? Có phải ai làm giám đốc cũng phải đóng bảo hiểm xã hội không? Tất cả câu hỏi sẽ được LuatVietnam giải đáp ngay sau đây.20/06/2026Mức hưởng BHYT khi khám chữa bệnh ngoại trú từ 01/7/2026 có gì mới?Mức hưởng BHYT khi khám chữa bệnh ngoại trú từ 01/7/2026 có gì mới?Từ ngày 01/7/2026, chính sách BHYT đối với người tự đi khám, chữa bệnh ngoại trú có một số thay đổi đáng chú ý. Người tham gia BHYT cần nắm rõ để bảo đảm quyền lợi khi đi khám, chữa bệnh.17/06/2026Tổ chức bảo hiểm tiền gửi là gì? Quyền và nghĩa vụ của tổ chức bảo hiểm tiền gửi?Tổ chức bảo hiểm tiền gửi là gì? Quyền và nghĩa vụ của tổ chức bảo hiểm tiền gửi?Tổ chức bảo hiểm tiền gửi đóng vai trò quan trọng trong việc bảo vệ quyền lợi của người gửi tiền và góp phần bảo đảm an toàn hệ thống tài chính, ngân hàng. Vậy tổ chức bảo hiểm tiền gửi là gì, có những quyền và nghĩa vụ nào theo quy định của pháp luật hiện hành?14/06/2026Chồng được hưởng chế độ thai sản thế nào khi vợ sinh con năm 2026?Chồng được hưởng chế độ thai sản thế nào khi vợ sinh con năm 2026?Khi vợ sinh con, lao động nam không chỉ được nghỉ việc để chăm sóc vợ và con mà còn có thể được hưởng một số quyền lợi từ chế độ thai sản. Vậy năm 2026, điều kiện, thời gian nghỉ và mức hưởng chế độ thai sản đối với người chồng được quy định như thế nào?12/06/2026Xem tiếp</w:t>
-      </w:r>
-    </w:p>
-    <w:p>
-      <w:r>
-        <w:t>Tìm kiếmTìm nâng caoVăn bảnTin tứcHỏi đápBản ánThứ Tư, 16/12/2020,13:00Tăng giảm cỡ chữ:Các khoản thu nhập tính đóng và không tính đóng BHXHTác giả:Thùy LinhNhững ngày cuối năm, bên cạnh lương, thưởng, người lao động thường quan tâm nhiều tới chế độ, chính sách bảo hiểm trong năm mới. Và một trong số đó là thông tin về các khoản thu nhập tính đóng và không tính đóng BHXH bắt buộc.Các khoản thu nhập tính đóng BHXH bắt buộcTheo quy định tạikhoản 2 Điều 89 Luật Bảo hiểm xã hội 2014:Tiền lương tháng đóng BHXH bắt buộc là mức lương, phụ cấp lương và các khoản bổ sung khác.Trong đó, các khoản bổ sung khác được xác định theo khoản 5 Điều 3 của Thông tư số10/2020/TT-BLĐTBXH.Và như vậy, các khoản thu nhập tính đóng BHXH bắt buộc sẽ là:- Mức lương theo công việc hoặc chức danh.- Phụ cấp lương theo thỏa thuận của hai bên:+ Các khoản phụ cấp lương để bù đắp yếu tố về điều kiện lao động, tính chất phức tạp công việc, điều kiện sinh hoạt, mức độ thu hút lao động mà mức lương thỏa thuận trong hợp đồng lao động chưa được tính đến hoặc tính chưa đầy đủ.+ Các khoản phụ cấp lương gắn với quá trình làm việc và kết quả thực hiện công việc của người lao động.- Các khoản bổ sung khác theo thỏa thuận mà xác định được mức tiền cụ thể cùng với mức lương thỏa thuận trong hợp đồng lao động và trả thường xuyên trong mỗi kỳ trả lương.Các khoản thu nhập tính đóng và không tính đóng BHXH năm 2021Các khoản thu nhập không tính đóng BHXH bắt buộcĐiểm 2.3 khoản 2 Điều 6 Quyết định595/QĐ-BHXHnêu rõ:Tiền lương tháng đóng BHXH bắt buộc không bao gồm các khoản chế độ và phúc lợi khác.Do đó, có thể xác định các khoản thu nhập không tính đóng BHXH bắt buộc bao gồm:STTKhoản thu nhập1Tiền thưởng theo kết quả sản xuất kinh doanh của doanh nghiệp và mức độ hoàn thành công việc của người lao động2Tiền thưởng sáng kiến3Tiền ăn giữa ca4Tiền hỗ trợ xăng xe5Tiền hỗ trợ điện thoại6Tiền hỗ trợ đi lại7Tiền hỗ trợ nhà ở8Tiền hỗ trợ giữ trẻ9Tiền hỗ trợ nuôi con nhỏ10Tiền hỗ trợ khi người lao động có thân nhân chết11Tiền hỗ trợ khi người lao động có người thân kết hôn12Tiền sinh nhật của người lao động13Tiền trợ cấp cho người lao động gặp hoàn cảnh khó khăn khi bị tai nạn lao động14Tiền trợ cấp cho người lao động gặp hoàn cảnh khó khăn khi bị bệnh nghề nghiệp15Các khoản hỗ trợ, trợ cấp khác ghi thành mục riêng trong hợp đồng lao độngTrên đây là tổng hợp của LuatVietnam vềcác khoản thu nhập tính đóng và không tính đóng BHXH. Doanh nghiệp và người lao động nên nắm rõ những quy định này để bảo đảm quyền lợi cho mình. Nếu còn vấn đề thắc mắc, bạn đọc vui lòng liên hệ1900 6192để được hỗ trợ.&gt;&gt;Mức lương đóng BHXH của người lao độngThùy Linh1900 6192để được giải đáp quatổng đài090 222 9061để sử dụng dịch vụLuật sư tư vấn(CÓ PHÍ)Đánh giá bài viết:Bài viết đã giải quyết được vấn đề của bạn chưa?RồiChưaBạn có ý kiến đóng góp nào khác không?ĐóngGửiChủ đề:bảo hiểm xã hộiTin liên quanCác khoản thu nhập tính đóng và không tính đóng BHXH bắt buộcThu nhập tính đóng và không tính đóng BHXH từ 2021Video: Các khoản thu nhập tính đóng và không tính đóng BHXH năm 2021Các khoản thu nhập không tính đóng BHXH bắt buộc năm 2019Infographic: 8 khoản phụ cấp lương tính đóng BHXH bắt buộc</w:t>
-      </w:r>
-    </w:p>
-    <w:p>
-      <w:r>
-        <w:t>Tìm kiếmTìm nâng caoVăn bảnTin tứcHỏi đápBản ánThứ Tư, 16/12/2020,13:00Tăng giảm cỡ chữ:Các khoản thu nhập tính đóng và không tính đóng BHXHTác giả:Thùy LinhNhững ngày cuối năm, bên cạnh lương, thưởng, người lao động thường quan tâm nhiều tới chế độ, chính sách bảo hiểm trong năm mới. Và một trong số đó là thông tin về các khoản thu nhập tính đóng và không tính đóng BHXH bắt buộc.Các khoản thu nhập tính đóng BHXH bắt buộcTheo quy định tạikhoản 2 Điều 89 Luật Bảo hiểm xã hội 2014:Tiền lương tháng đóng BHXH bắt buộc là mức lương, phụ cấp lương và các khoản bổ sung khác.Trong đó, các khoản bổ sung khác được xác định theo khoản 5 Điều 3 của Thông tư số10/2020/TT-BLĐTBXH.Và như vậy, các khoản thu nhập tính đóng BHXH bắt buộc sẽ là:- Mức lương theo công việc hoặc chức danh.- Phụ cấp lương theo thỏa thuận của hai bên:+ Các khoản phụ cấp lương để bù đắp yếu tố về điều kiện lao động, tính chất phức tạp công việc, điều kiện sinh hoạt, mức độ thu hút lao động mà mức lương thỏa thuận trong hợp đồng lao động chưa được tính đến hoặc tính chưa đầy đủ.+ Các khoản phụ cấp lương gắn với quá trình làm việc và kết quả thực hiện công việc của người lao động.- Các khoản bổ sung khác theo thỏa thuận mà xác định được mức tiền cụ thể cùng với mức lương thỏa thuận trong hợp đồng lao động và trả thường xuyên trong mỗi kỳ trả lương.Các khoản thu nhập tính đóng và không tính đóng BHXH năm 2021Các khoản thu nhập không tính đóng BHXH bắt buộcĐiểm 2.3 khoản 2 Điều 6 Quyết định595/QĐ-BHXHnêu rõ:Tiền lương tháng đóng BHXH bắt buộc không bao gồm các khoản chế độ và phúc lợi khác.Do đó, có thể xác định các khoản thu nhập không tính đóng BHXH bắt buộc bao gồm:STTKhoản thu nhập1Tiền thưởng theo kết quả sản xuất kinh doanh của doanh nghiệp và mức độ hoàn thành công việc của người lao động2Tiền thưởng sáng kiến3Tiền ăn giữa ca4Tiền hỗ trợ xăng xe5Tiền hỗ trợ điện thoại6Tiền hỗ trợ đi lại7Tiền hỗ trợ nhà ở8Tiền hỗ trợ giữ trẻ9Tiền hỗ trợ nuôi con nhỏ10Tiền hỗ trợ khi người lao động có thân nhân chết11Tiền hỗ trợ khi người lao động có người thân kết hôn12Tiền sinh nhật của người lao động13Tiền trợ cấp cho người lao động gặp hoàn cảnh khó khăn khi bị tai nạn lao động14Tiền trợ cấp cho người lao động gặp hoàn cảnh khó khăn khi bị bệnh nghề nghiệp15Các khoản hỗ trợ, trợ cấp khác ghi thành mục riêng trong hợp đồng lao độngTrên đây là tổng hợp của LuatVietnam vềcác khoản thu nhập tính đóng và không tính đóng BHXH. Doanh nghiệp và người lao động nên nắm rõ những quy định này để bảo đảm quyền lợi cho mình. Nếu còn vấn đề thắc mắc, bạn đọc vui lòng liên hệ1900 6192để được hỗ trợ.&gt;&gt;Mức lương đóng BHXH của người lao độngThùy Linh1900 6192để được giải đáp quatổng đài090 222 9061để sử dụng dịch vụLuật sư tư vấn(CÓ PHÍ)Đánh giá bài viết:Bài viết đã giải quyết được vấn đề của bạn chưa?RồiChưaBạn có ý kiến đóng góp nào khác không?ĐóngGửiChủ đề:bảo hiểm xã hội</w:t>
-      </w:r>
-    </w:p>
-    <w:p>
-      <w:r>
-        <w:t>Tìm kiếmTìm nâng caoVăn bảnTin tứcHỏi đápBản án</w:t>
-      </w:r>
-    </w:p>
-    <w:p>
-      <w:r>
-        <w:t>Tìm kiếmTìm nâng cao</w:t>
-      </w:r>
-    </w:p>
-    <w:p>
-      <w:r>
-        <w:t>Tìm kiếm</w:t>
-      </w:r>
-    </w:p>
-    <w:p>
-      <w:r>
-        <w:t>Văn bảnTin tứcHỏi đápBản án</w:t>
-      </w:r>
-    </w:p>
-    <w:p>
-      <w:r>
-        <w:t>Thứ Tư, 16/12/2020,13:00Tăng giảm cỡ chữ:</w:t>
-      </w:r>
-    </w:p>
-    <w:p>
-      <w:r>
-        <w:t>Thứ Tư, 16/12/2020,13:00</w:t>
-      </w:r>
-    </w:p>
-    <w:p>
-      <w:r>
-        <w:t>Tăng giảm cỡ chữ:</w:t>
-      </w:r>
-    </w:p>
-    <w:p>
-      <w:r>
-        <w:t>Các khoản thu nhập tính đóng và không tính đóng BHXH</w:t>
-      </w:r>
-    </w:p>
-    <w:p>
-      <w:r>
-        <w:t>Tác giả:Thùy Linh</w:t>
-      </w:r>
-    </w:p>
-    <w:p>
-      <w:r>
-        <w:t>Những ngày cuối năm, bên cạnh lương, thưởng, người lao động thường quan tâm nhiều tới chế độ, chính sách bảo hiểm trong năm mới. Và một trong số đó là thông tin về các khoản thu nhập tính đóng và không tính đóng BHXH bắt buộc.Các khoản thu nhập tính đóng BHXH bắt buộcTheo quy định tạikhoản 2 Điều 89 Luật Bảo hiểm xã hội 2014:Tiền lương tháng đóng BHXH bắt buộc là mức lương, phụ cấp lương và các khoản bổ sung khác.Trong đó, các khoản bổ sung khác được xác định theo khoản 5 Điều 3 của Thông tư số10/2020/TT-BLĐTBXH.Và như vậy, các khoản thu nhập tính đóng BHXH bắt buộc sẽ là:- Mức lương theo công việc hoặc chức danh.- Phụ cấp lương theo thỏa thuận của hai bên:+ Các khoản phụ cấp lương để bù đắp yếu tố về điều kiện lao động, tính chất phức tạp công việc, điều kiện sinh hoạt, mức độ thu hút lao động mà mức lương thỏa thuận trong hợp đồng lao động chưa được tính đến hoặc tính chưa đầy đủ.+ Các khoản phụ cấp lương gắn với quá trình làm việc và kết quả thực hiện công việc của người lao động.- Các khoản bổ sung khác theo thỏa thuận mà xác định được mức tiền cụ thể cùng với mức lương thỏa thuận trong hợp đồng lao động và trả thường xuyên trong mỗi kỳ trả lương.Các khoản thu nhập tính đóng và không tính đóng BHXH năm 2021Các khoản thu nhập không tính đóng BHXH bắt buộcĐiểm 2.3 khoản 2 Điều 6 Quyết định595/QĐ-BHXHnêu rõ:Tiền lương tháng đóng BHXH bắt buộc không bao gồm các khoản chế độ và phúc lợi khác.Do đó, có thể xác định các khoản thu nhập không tính đóng BHXH bắt buộc bao gồm:STTKhoản thu nhập1Tiền thưởng theo kết quả sản xuất kinh doanh của doanh nghiệp và mức độ hoàn thành công việc của người lao động2Tiền thưởng sáng kiến3Tiền ăn giữa ca4Tiền hỗ trợ xăng xe5Tiền hỗ trợ điện thoại6Tiền hỗ trợ đi lại7Tiền hỗ trợ nhà ở8Tiền hỗ trợ giữ trẻ9Tiền hỗ trợ nuôi con nhỏ10Tiền hỗ trợ khi người lao động có thân nhân chết11Tiền hỗ trợ khi người lao động có người thân kết hôn12Tiền sinh nhật của người lao động13Tiền trợ cấp cho người lao động gặp hoàn cảnh khó khăn khi bị tai nạn lao động14Tiền trợ cấp cho người lao động gặp hoàn cảnh khó khăn khi bị bệnh nghề nghiệp15Các khoản hỗ trợ, trợ cấp khác ghi thành mục riêng trong hợp đồng lao độngTrên đây là tổng hợp của LuatVietnam vềcác khoản thu nhập tính đóng và không tính đóng BHXH. Doanh nghiệp và người lao động nên nắm rõ những quy định này để bảo đảm quyền lợi cho mình. Nếu còn vấn đề thắc mắc, bạn đọc vui lòng liên hệ1900 6192để được hỗ trợ.&gt;&gt;Mức lương đóng BHXH của người lao độngThùy Linh</w:t>
-      </w:r>
-    </w:p>
-    <w:p>
-      <w:r>
-        <w:t>Những ngày cuối năm, bên cạnh lương, thưởng, người lao động thường quan tâm nhiều tới chế độ, chính sách bảo hiểm trong năm mới. Và một trong số đó là thông tin về các khoản thu nhập tính đóng và không tính đóng BHXH bắt buộc.</w:t>
-      </w:r>
-    </w:p>
-    <w:p>
-      <w:r>
-        <w:t>Các khoản thu nhập tính đóng BHXH bắt buộc</w:t>
-      </w:r>
-    </w:p>
-    <w:p>
-      <w:r>
-        <w:t>Theo quy định tạikhoản 2 Điều 89 Luật Bảo hiểm xã hội 2014:</w:t>
-      </w:r>
-    </w:p>
-    <w:p>
-      <w:r>
-        <w:t>Tiền lương tháng đóng BHXH bắt buộc là mức lương, phụ cấp lương và các khoản bổ sung khác.</w:t>
-      </w:r>
-    </w:p>
-    <w:p>
-      <w:r>
-        <w:t>Trong đó, các khoản bổ sung khác được xác định theo khoản 5 Điều 3 của Thông tư số10/2020/TT-BLĐTBXH.</w:t>
-      </w:r>
-    </w:p>
-    <w:p>
-      <w:r>
-        <w:t>Và như vậy, các khoản thu nhập tính đóng BHXH bắt buộc sẽ là:</w:t>
-      </w:r>
-    </w:p>
-    <w:p>
-      <w:r>
-        <w:t>- Mức lương theo công việc hoặc chức danh.</w:t>
-      </w:r>
-    </w:p>
-    <w:p>
-      <w:r>
-        <w:t>- Phụ cấp lương theo thỏa thuận của hai bên:</w:t>
-      </w:r>
-    </w:p>
-    <w:p>
-      <w:r>
-        <w:t>+ Các khoản phụ cấp lương để bù đắp yếu tố về điều kiện lao động, tính chất phức tạp công việc, điều kiện sinh hoạt, mức độ thu hút lao động mà mức lương thỏa thuận trong hợp đồng lao động chưa được tính đến hoặc tính chưa đầy đủ.</w:t>
-      </w:r>
-    </w:p>
-    <w:p>
-      <w:r>
-        <w:t>+ Các khoản phụ cấp lương gắn với quá trình làm việc và kết quả thực hiện công việc của người lao động.</w:t>
-      </w:r>
-    </w:p>
-    <w:p>
-      <w:r>
-        <w:t>- Các khoản bổ sung khác theo thỏa thuận mà xác định được mức tiền cụ thể cùng với mức lương thỏa thuận trong hợp đồng lao động và trả thường xuyên trong mỗi kỳ trả lương.</w:t>
-      </w:r>
-    </w:p>
-    <w:p>
-      <w:r>
-        <w:t>Các khoản thu nhập tính đóng và không tính đóng BHXH năm 2021</w:t>
-      </w:r>
-    </w:p>
-    <w:p>
-      <w:r>
-        <w:t>Các khoản thu nhập không tính đóng BHXH bắt buộc</w:t>
-      </w:r>
-    </w:p>
-    <w:p>
-      <w:r>
-        <w:t>Điểm 2.3 khoản 2 Điều 6 Quyết định595/QĐ-BHXHnêu rõ:</w:t>
-      </w:r>
-    </w:p>
-    <w:p>
-      <w:r>
-        <w:t>Tiền lương tháng đóng BHXH bắt buộc không bao gồm các khoản chế độ và phúc lợi khác.</w:t>
-      </w:r>
-    </w:p>
-    <w:p>
-      <w:r>
-        <w:t>Do đó, có thể xác định các khoản thu nhập không tính đóng BHXH bắt buộc bao gồm:</w:t>
+        <w:t>Hợp đồng được lập thành 02 (hai) bản có giá trị pháp lý như nhau, mỗi bên giữ 01 bản để thực hiện.</w:t>
       </w:r>
     </w:p>
     <w:p>
@@ -360,568 +190,9 @@
         <w:rPr>
           <w:b/>
         </w:rPr>
-        <w:t>STT</w:t>
-      </w:r>
-    </w:p>
-    <w:p>
-      <w:r>
-        <w:t>Khoản thu nhập</w:t>
-      </w:r>
-    </w:p>
-    <w:p>
-      <w:r>
-        <w:t>Tiền thưởng theo kết quả sản xuất kinh doanh của doanh nghiệp và mức độ hoàn thành công việc của người lao động</w:t>
-      </w:r>
-    </w:p>
-    <w:p>
-      <w:r>
-        <w:t>Tiền thưởng sáng kiến</w:t>
-      </w:r>
-    </w:p>
-    <w:p>
-      <w:r>
-        <w:t>Tiền ăn giữa ca</w:t>
-      </w:r>
-    </w:p>
-    <w:p>
-      <w:r>
-        <w:t>Tiền hỗ trợ xăng xe</w:t>
-      </w:r>
-    </w:p>
-    <w:p>
-      <w:r>
-        <w:t>Tiền hỗ trợ điện thoại</w:t>
-      </w:r>
-    </w:p>
-    <w:p>
-      <w:r>
-        <w:t>Tiền hỗ trợ đi lại</w:t>
-      </w:r>
-    </w:p>
-    <w:p>
-      <w:r>
-        <w:t>Tiền hỗ trợ nhà ở</w:t>
-      </w:r>
-    </w:p>
-    <w:p>
-      <w:r>
-        <w:t>Tiền hỗ trợ giữ trẻ</w:t>
-      </w:r>
-    </w:p>
-    <w:p>
-      <w:r>
-        <w:t>Tiền hỗ trợ nuôi con nhỏ</w:t>
-      </w:r>
-    </w:p>
-    <w:p>
-      <w:r>
-        <w:t>Tiền hỗ trợ khi người lao động có thân nhân chết</w:t>
-      </w:r>
-    </w:p>
-    <w:p>
-      <w:r>
-        <w:t>Tiền hỗ trợ khi người lao động có người thân kết hôn</w:t>
-      </w:r>
-    </w:p>
-    <w:p>
-      <w:r>
-        <w:t>Tiền sinh nhật của người lao động</w:t>
-      </w:r>
-    </w:p>
-    <w:p>
-      <w:r>
-        <w:t>Tiền trợ cấp cho người lao động gặp hoàn cảnh khó khăn khi bị tai nạn lao động</w:t>
-      </w:r>
-    </w:p>
-    <w:p>
-      <w:r>
-        <w:t>Tiền trợ cấp cho người lao động gặp hoàn cảnh khó khăn khi bị bệnh nghề nghiệp</w:t>
-      </w:r>
-    </w:p>
-    <w:p>
-      <w:r>
-        <w:t>Các khoản hỗ trợ, trợ cấp khác ghi thành mục riêng trong hợp đồng lao động</w:t>
-      </w:r>
-    </w:p>
-    <w:p>
-      <w:r>
-        <w:t>Trên đây là tổng hợp của LuatVietnam vềcác khoản thu nhập tính đóng và không tính đóng BHXH. Doanh nghiệp và người lao động nên nắm rõ những quy định này để bảo đảm quyền lợi cho mình. Nếu còn vấn đề thắc mắc, bạn đọc vui lòng liên hệ1900 6192để được hỗ trợ.</w:t>
-      </w:r>
-    </w:p>
-    <w:p>
-      <w:r>
-        <w:t>&gt;&gt;Mức lương đóng BHXH của người lao động</w:t>
-      </w:r>
-    </w:p>
-    <w:p>
-      <w:r>
-        <w:t>Thùy Linh</w:t>
-      </w:r>
-    </w:p>
-    <w:p>
-      <w:r>
-        <w:t>1900 6192để được giải đáp quatổng đài090 222 9061để sử dụng dịch vụLuật sư tư vấn(CÓ PHÍ)</w:t>
-      </w:r>
-    </w:p>
-    <w:p>
-      <w:r>
-        <w:t>1900 6192để được giải đáp quatổng đài</w:t>
-      </w:r>
-    </w:p>
-    <w:p>
-      <w:r>
-        <w:t>090 222 9061để sử dụng dịch vụLuật sư tư vấn(CÓ PHÍ)</w:t>
-      </w:r>
-    </w:p>
-    <w:p>
-      <w:r>
-        <w:t>Đánh giá bài viết:Bài viết đã giải quyết được vấn đề của bạn chưa?RồiChưaBạn có ý kiến đóng góp nào khác không?ĐóngGửi</w:t>
-      </w:r>
-    </w:p>
-    <w:p>
-      <w:r>
-        <w:t>Đánh giá bài viết:</w:t>
-      </w:r>
-    </w:p>
-    <w:p>
-      <w:r>
-        <w:t>Bài viết đã giải quyết được vấn đề của bạn chưa?RồiChưa</w:t>
-      </w:r>
-    </w:p>
-    <w:p>
-      <w:r>
-        <w:t>RồiChưa</w:t>
-      </w:r>
-    </w:p>
-    <w:p>
-      <w:r>
-        <w:t>Bạn có ý kiến đóng góp nào khác không?ĐóngGửi</w:t>
-      </w:r>
-    </w:p>
-    <w:p>
-      <w:r>
-        <w:t>Bạn có ý kiến đóng góp nào khác không?</w:t>
-      </w:r>
-    </w:p>
-    <w:p>
-      <w:r>
-        <w:t>ĐóngGửi</w:t>
-      </w:r>
-    </w:p>
-    <w:p>
-      <w:r>
-        <w:t>Đóng</w:t>
-      </w:r>
-    </w:p>
-    <w:p>
-      <w:r>
-        <w:t>Gửi</w:t>
-      </w:r>
-    </w:p>
-    <w:p>
-      <w:r>
-        <w:t>Chủ đề:bảo hiểm xã hội</w:t>
-      </w:r>
-    </w:p>
-    <w:p>
-      <w:r>
-        <w:t>Tin liên quanCác khoản thu nhập tính đóng và không tính đóng BHXH bắt buộcThu nhập tính đóng và không tính đóng BHXH từ 2021Video: Các khoản thu nhập tính đóng và không tính đóng BHXH năm 2021Các khoản thu nhập không tính đóng BHXH bắt buộc năm 2019Infographic: 8 khoản phụ cấp lương tính đóng BHXH bắt buộc</w:t>
-      </w:r>
-    </w:p>
-    <w:p>
-      <w:r>
-        <w:t>Tin liên quan</w:t>
-      </w:r>
-    </w:p>
-    <w:p>
-      <w:r>
-        <w:t>Các khoản thu nhập tính đóng và không tính đóng BHXH bắt buộcThu nhập tính đóng và không tính đóng BHXH từ 2021Video: Các khoản thu nhập tính đóng và không tính đóng BHXH năm 2021Các khoản thu nhập không tính đóng BHXH bắt buộc năm 2019Infographic: 8 khoản phụ cấp lương tính đóng BHXH bắt buộc</w:t>
-      </w:r>
-    </w:p>
-    <w:p>
-      <w:r>
-        <w:t>Tin cùng chuyên mục</w:t>
-      </w:r>
-    </w:p>
-    <w:p>
-      <w:r>
-        <w:t>Quá thời hạn nộp hồ sơ hưởng trợ cấp thất nghiệp xử lý thế nào?Quá thời hạn nộp hồ sơ hưởng trợ cấp thất nghiệp xử lý thế nào?Không ít người lao động sau khi nghỉ việc mới phát hiện đã quá hạn nộp hồ sơ hưởng trợ cấp thất nghiệp. Vậy nộp hồ sơ quá hạn, người lao động sẽ được giải quyết như thế nào?11 giờ trướcChính sách mới về Bảo hiểm hiệu lực tháng 7/2026Chính sách mới về Bảo hiểm hiệu lực tháng 7/2026Trong bài viết dưới đây, LuatVietnam sẽ tổng hợp các chính sách mới về lĩnh vực bảo hiểm có hiệu lực tháng 7/2026 theo quy định của pháp luật.01/07/2026Từ 01/7/2026, nghỉ thai sản 7 tháng có được hưởng tiền thai sản đủ 7 tháng không?Từ 01/7/2026, nghỉ thai sản 7 tháng có được hưởng tiền thai sản đủ 7 tháng không?Từ ngày 01/7/2026, lao động nữ sinh con thứ hai được nghỉ thai sản 07 tháng thay vì 06 tháng như trước. Một trong những vấn đề được nhiều người quan tâm là tháng nghỉ thêm có được hưởng trợ cấp thai sản hay không?30/06/2026Bảng tính tuổi nghỉ hưu nữ chi tiết năm 2026Bảng tính tuổi nghỉ hưu nữ chi tiết năm 2026Tuổi nghỉ hưu là một trong những vấn đề được người lao động quan tâm đặc biệt là lao động lớn tuổi. Hiện nay, pháp luật quy định rất cụ thể về tuổi nghỉ hưu của người lao động. Cùng tìm hiểu về bảng tính tuổi nghỉ hưu nữ năm 2026 tại bài viết dưới đây.25/06/20269 điểm mới của Luật Bảo hiểm xã hội sửa đổi (Đề xuất)9 điểm mới của Luật Bảo hiểm xã hội sửa đổi (Đề xuất)Dự thảo Luật Bảo hiểm xã hội sửa đổi (bản dự thảo ngày 17/6/2026) đã đề xuất nhiều quy định mới về sổ BHXH điện tử, thủ tục hưởng chế độ, hỗ trợ đóng BHXH và trợ cấp hưu trí xã hội. Các quy định này dự kiến có hiệu lực từ 01/3/2027.24/06/2026Mức đóng bảo hiểm xã hội của giáo viên năm 2026Mức đóng bảo hiểm xã hội của giáo viên năm 2026Giáo viên đi dạy ngoài việc hưởng lương, hằng tháng còn phải đóng bảo hiểm. Năm 2026, mức đóng bảo hiểm xã hội của giáo viên là bao nhiêu? Sau đây là những cập nhật mới nhất.21/06/2026Mức đóng bảo hiểm xã hội cho giám đốc năm 2026 là bao nhiêu?Mức đóng bảo hiểm xã hội cho giám đốc năm 2026 là bao nhiêu?Mức đóng bảo hiểm xã hội cho giám đốc được quy định như thế nào? Có phải ai làm giám đốc cũng phải đóng bảo hiểm xã hội không? Tất cả câu hỏi sẽ được LuatVietnam giải đáp ngay sau đây.20/06/2026Mức hưởng BHYT khi khám chữa bệnh ngoại trú từ 01/7/2026 có gì mới?Mức hưởng BHYT khi khám chữa bệnh ngoại trú từ 01/7/2026 có gì mới?Từ ngày 01/7/2026, chính sách BHYT đối với người tự đi khám, chữa bệnh ngoại trú có một số thay đổi đáng chú ý. Người tham gia BHYT cần nắm rõ để bảo đảm quyền lợi khi đi khám, chữa bệnh.17/06/2026Tổ chức bảo hiểm tiền gửi là gì? Quyền và nghĩa vụ của tổ chức bảo hiểm tiền gửi?Tổ chức bảo hiểm tiền gửi là gì? Quyền và nghĩa vụ của tổ chức bảo hiểm tiền gửi?Tổ chức bảo hiểm tiền gửi đóng vai trò quan trọng trong việc bảo vệ quyền lợi của người gửi tiền và góp phần bảo đảm an toàn hệ thống tài chính, ngân hàng. Vậy tổ chức bảo hiểm tiền gửi là gì, có những quyền và nghĩa vụ nào theo quy định của pháp luật hiện hành?14/06/2026Chồng được hưởng chế độ thai sản thế nào khi vợ sinh con năm 2026?Chồng được hưởng chế độ thai sản thế nào khi vợ sinh con năm 2026?Khi vợ sinh con, lao động nam không chỉ được nghỉ việc để chăm sóc vợ và con mà còn có thể được hưởng một số quyền lợi từ chế độ thai sản. Vậy năm 2026, điều kiện, thời gian nghỉ và mức hưởng chế độ thai sản đối với người chồng được quy định như thế nào?12/06/2026Xem tiếp</w:t>
-      </w:r>
-    </w:p>
-    <w:p>
-      <w:r>
-        <w:t>Quá thời hạn nộp hồ sơ hưởng trợ cấp thất nghiệp xử lý thế nào?Quá thời hạn nộp hồ sơ hưởng trợ cấp thất nghiệp xử lý thế nào?Không ít người lao động sau khi nghỉ việc mới phát hiện đã quá hạn nộp hồ sơ hưởng trợ cấp thất nghiệp. Vậy nộp hồ sơ quá hạn, người lao động sẽ được giải quyết như thế nào?11 giờ trướcChính sách mới về Bảo hiểm hiệu lực tháng 7/2026Chính sách mới về Bảo hiểm hiệu lực tháng 7/2026Trong bài viết dưới đây, LuatVietnam sẽ tổng hợp các chính sách mới về lĩnh vực bảo hiểm có hiệu lực tháng 7/2026 theo quy định của pháp luật.01/07/2026Từ 01/7/2026, nghỉ thai sản 7 tháng có được hưởng tiền thai sản đủ 7 tháng không?Từ 01/7/2026, nghỉ thai sản 7 tháng có được hưởng tiền thai sản đủ 7 tháng không?Từ ngày 01/7/2026, lao động nữ sinh con thứ hai được nghỉ thai sản 07 tháng thay vì 06 tháng như trước. Một trong những vấn đề được nhiều người quan tâm là tháng nghỉ thêm có được hưởng trợ cấp thai sản hay không?30/06/2026Bảng tính tuổi nghỉ hưu nữ chi tiết năm 2026Bảng tính tuổi nghỉ hưu nữ chi tiết năm 2026Tuổi nghỉ hưu là một trong những vấn đề được người lao động quan tâm đặc biệt là lao động lớn tuổi. Hiện nay, pháp luật quy định rất cụ thể về tuổi nghỉ hưu của người lao động. Cùng tìm hiểu về bảng tính tuổi nghỉ hưu nữ năm 2026 tại bài viết dưới đây.25/06/20269 điểm mới của Luật Bảo hiểm xã hội sửa đổi (Đề xuất)9 điểm mới của Luật Bảo hiểm xã hội sửa đổi (Đề xuất)Dự thảo Luật Bảo hiểm xã hội sửa đổi (bản dự thảo ngày 17/6/2026) đã đề xuất nhiều quy định mới về sổ BHXH điện tử, thủ tục hưởng chế độ, hỗ trợ đóng BHXH và trợ cấp hưu trí xã hội. Các quy định này dự kiến có hiệu lực từ 01/3/2027.24/06/2026Mức đóng bảo hiểm xã hội của giáo viên năm 2026Mức đóng bảo hiểm xã hội của giáo viên năm 2026Giáo viên đi dạy ngoài việc hưởng lương, hằng tháng còn phải đóng bảo hiểm. Năm 2026, mức đóng bảo hiểm xã hội của giáo viên là bao nhiêu? Sau đây là những cập nhật mới nhất.21/06/2026Mức đóng bảo hiểm xã hội cho giám đốc năm 2026 là bao nhiêu?Mức đóng bảo hiểm xã hội cho giám đốc năm 2026 là bao nhiêu?Mức đóng bảo hiểm xã hội cho giám đốc được quy định như thế nào? Có phải ai làm giám đốc cũng phải đóng bảo hiểm xã hội không? Tất cả câu hỏi sẽ được LuatVietnam giải đáp ngay sau đây.20/06/2026Mức hưởng BHYT khi khám chữa bệnh ngoại trú từ 01/7/2026 có gì mới?Mức hưởng BHYT khi khám chữa bệnh ngoại trú từ 01/7/2026 có gì mới?Từ ngày 01/7/2026, chính sách BHYT đối với người tự đi khám, chữa bệnh ngoại trú có một số thay đổi đáng chú ý. Người tham gia BHYT cần nắm rõ để bảo đảm quyền lợi khi đi khám, chữa bệnh.17/06/2026Tổ chức bảo hiểm tiền gửi là gì? Quyền và nghĩa vụ của tổ chức bảo hiểm tiền gửi?Tổ chức bảo hiểm tiền gửi là gì? Quyền và nghĩa vụ của tổ chức bảo hiểm tiền gửi?Tổ chức bảo hiểm tiền gửi đóng vai trò quan trọng trong việc bảo vệ quyền lợi của người gửi tiền và góp phần bảo đảm an toàn hệ thống tài chính, ngân hàng. Vậy tổ chức bảo hiểm tiền gửi là gì, có những quyền và nghĩa vụ nào theo quy định của pháp luật hiện hành?14/06/2026Chồng được hưởng chế độ thai sản thế nào khi vợ sinh con năm 2026?Chồng được hưởng chế độ thai sản thế nào khi vợ sinh con năm 2026?Khi vợ sinh con, lao động nam không chỉ được nghỉ việc để chăm sóc vợ và con mà còn có thể được hưởng một số quyền lợi từ chế độ thai sản. Vậy năm 2026, điều kiện, thời gian nghỉ và mức hưởng chế độ thai sản đối với người chồng được quy định như thế nào?12/06/2026</w:t>
-      </w:r>
-    </w:p>
-    <w:p>
-      <w:r>
-        <w:t>Quá thời hạn nộp hồ sơ hưởng trợ cấp thất nghiệp xử lý thế nào?</w:t>
-      </w:r>
-    </w:p>
-    <w:p>
-      <w:r>
-        <w:t>Quá thời hạn nộp hồ sơ hưởng trợ cấp thất nghiệp xử lý thế nào?Không ít người lao động sau khi nghỉ việc mới phát hiện đã quá hạn nộp hồ sơ hưởng trợ cấp thất nghiệp. Vậy nộp hồ sơ quá hạn, người lao động sẽ được giải quyết như thế nào?11 giờ trước</w:t>
-      </w:r>
-    </w:p>
-    <w:p>
-      <w:r>
-        <w:t>Không ít người lao động sau khi nghỉ việc mới phát hiện đã quá hạn nộp hồ sơ hưởng trợ cấp thất nghiệp. Vậy nộp hồ sơ quá hạn, người lao động sẽ được giải quyết như thế nào?</w:t>
-      </w:r>
-    </w:p>
-    <w:p>
-      <w:r>
-        <w:t>11 giờ trước</w:t>
-      </w:r>
-    </w:p>
-    <w:p>
-      <w:r>
-        <w:t>Chính sách mới về Bảo hiểm hiệu lực tháng 7/2026</w:t>
-      </w:r>
-    </w:p>
-    <w:p>
-      <w:r>
-        <w:t>Chính sách mới về Bảo hiểm hiệu lực tháng 7/2026Trong bài viết dưới đây, LuatVietnam sẽ tổng hợp các chính sách mới về lĩnh vực bảo hiểm có hiệu lực tháng 7/2026 theo quy định của pháp luật.01/07/2026</w:t>
-      </w:r>
-    </w:p>
-    <w:p>
-      <w:r>
-        <w:t>Trong bài viết dưới đây, LuatVietnam sẽ tổng hợp các chính sách mới về lĩnh vực bảo hiểm có hiệu lực tháng 7/2026 theo quy định của pháp luật.</w:t>
-      </w:r>
-    </w:p>
-    <w:p>
-      <w:r>
-        <w:t>01/07/2026</w:t>
-      </w:r>
-    </w:p>
-    <w:p>
-      <w:r>
-        <w:t>Từ 01/7/2026, nghỉ thai sản 7 tháng có được hưởng tiền thai sản đủ 7 tháng không?</w:t>
-      </w:r>
-    </w:p>
-    <w:p>
-      <w:r>
-        <w:t>Từ 01/7/2026, nghỉ thai sản 7 tháng có được hưởng tiền thai sản đủ 7 tháng không?Từ ngày 01/7/2026, lao động nữ sinh con thứ hai được nghỉ thai sản 07 tháng thay vì 06 tháng như trước. Một trong những vấn đề được nhiều người quan tâm là tháng nghỉ thêm có được hưởng trợ cấp thai sản hay không?30/06/2026</w:t>
-      </w:r>
-    </w:p>
-    <w:p>
-      <w:r>
-        <w:t>Từ ngày 01/7/2026, lao động nữ sinh con thứ hai được nghỉ thai sản 07 tháng thay vì 06 tháng như trước. Một trong những vấn đề được nhiều người quan tâm là tháng nghỉ thêm có được hưởng trợ cấp thai sản hay không?</w:t>
-      </w:r>
-    </w:p>
-    <w:p>
-      <w:r>
-        <w:t>30/06/2026</w:t>
-      </w:r>
-    </w:p>
-    <w:p>
-      <w:r>
-        <w:t>Bảng tính tuổi nghỉ hưu nữ chi tiết năm 2026</w:t>
-      </w:r>
-    </w:p>
-    <w:p>
-      <w:r>
-        <w:t>Bảng tính tuổi nghỉ hưu nữ chi tiết năm 2026Tuổi nghỉ hưu là một trong những vấn đề được người lao động quan tâm đặc biệt là lao động lớn tuổi. Hiện nay, pháp luật quy định rất cụ thể về tuổi nghỉ hưu của người lao động. Cùng tìm hiểu về bảng tính tuổi nghỉ hưu nữ năm 2026 tại bài viết dưới đây.25/06/2026</w:t>
-      </w:r>
-    </w:p>
-    <w:p>
-      <w:r>
-        <w:t>Tuổi nghỉ hưu là một trong những vấn đề được người lao động quan tâm đặc biệt là lao động lớn tuổi. Hiện nay, pháp luật quy định rất cụ thể về tuổi nghỉ hưu của người lao động. Cùng tìm hiểu về bảng tính tuổi nghỉ hưu nữ năm 2026 tại bài viết dưới đây.</w:t>
-      </w:r>
-    </w:p>
-    <w:p>
-      <w:r>
-        <w:t>25/06/2026</w:t>
-      </w:r>
-    </w:p>
-    <w:p>
-      <w:r>
-        <w:t>9 điểm mới của Luật Bảo hiểm xã hội sửa đổi (Đề xuất)</w:t>
-      </w:r>
-    </w:p>
-    <w:p>
-      <w:r>
-        <w:t>9 điểm mới của Luật Bảo hiểm xã hội sửa đổi (Đề xuất)Dự thảo Luật Bảo hiểm xã hội sửa đổi (bản dự thảo ngày 17/6/2026) đã đề xuất nhiều quy định mới về sổ BHXH điện tử, thủ tục hưởng chế độ, hỗ trợ đóng BHXH và trợ cấp hưu trí xã hội. Các quy định này dự kiến có hiệu lực từ 01/3/2027.24/06/2026</w:t>
-      </w:r>
-    </w:p>
-    <w:p>
-      <w:r>
-        <w:t>Dự thảo Luật Bảo hiểm xã hội sửa đổi (bản dự thảo ngày 17/6/2026) đã đề xuất nhiều quy định mới về sổ BHXH điện tử, thủ tục hưởng chế độ, hỗ trợ đóng BHXH và trợ cấp hưu trí xã hội. Các quy định này dự kiến có hiệu lực từ 01/3/2027.</w:t>
-      </w:r>
-    </w:p>
-    <w:p>
-      <w:r>
-        <w:t>24/06/2026</w:t>
-      </w:r>
-    </w:p>
-    <w:p>
-      <w:r>
-        <w:t>Mức đóng bảo hiểm xã hội của giáo viên năm 2026</w:t>
-      </w:r>
-    </w:p>
-    <w:p>
-      <w:r>
-        <w:t>Mức đóng bảo hiểm xã hội của giáo viên năm 2026Giáo viên đi dạy ngoài việc hưởng lương, hằng tháng còn phải đóng bảo hiểm. Năm 2026, mức đóng bảo hiểm xã hội của giáo viên là bao nhiêu? Sau đây là những cập nhật mới nhất.21/06/2026</w:t>
-      </w:r>
-    </w:p>
-    <w:p>
-      <w:r>
-        <w:t>Giáo viên đi dạy ngoài việc hưởng lương, hằng tháng còn phải đóng bảo hiểm. Năm 2026, mức đóng bảo hiểm xã hội của giáo viên là bao nhiêu? Sau đây là những cập nhật mới nhất.</w:t>
-      </w:r>
-    </w:p>
-    <w:p>
-      <w:r>
-        <w:t>21/06/2026</w:t>
-      </w:r>
-    </w:p>
-    <w:p>
-      <w:r>
-        <w:t>Mức đóng bảo hiểm xã hội cho giám đốc năm 2026 là bao nhiêu?</w:t>
-      </w:r>
-    </w:p>
-    <w:p>
-      <w:r>
-        <w:t>Mức đóng bảo hiểm xã hội cho giám đốc năm 2026 là bao nhiêu?Mức đóng bảo hiểm xã hội cho giám đốc được quy định như thế nào? Có phải ai làm giám đốc cũng phải đóng bảo hiểm xã hội không? Tất cả câu hỏi sẽ được LuatVietnam giải đáp ngay sau đây.20/06/2026</w:t>
-      </w:r>
-    </w:p>
-    <w:p>
-      <w:r>
-        <w:t>Mức đóng bảo hiểm xã hội cho giám đốc được quy định như thế nào? Có phải ai làm giám đốc cũng phải đóng bảo hiểm xã hội không? Tất cả câu hỏi sẽ được LuatVietnam giải đáp ngay sau đây.</w:t>
-      </w:r>
-    </w:p>
-    <w:p>
-      <w:r>
-        <w:t>20/06/2026</w:t>
-      </w:r>
-    </w:p>
-    <w:p>
-      <w:r>
-        <w:t>Mức hưởng BHYT khi khám chữa bệnh ngoại trú từ 01/7/2026 có gì mới?</w:t>
-      </w:r>
-    </w:p>
-    <w:p>
-      <w:r>
-        <w:t>Mức hưởng BHYT khi khám chữa bệnh ngoại trú từ 01/7/2026 có gì mới?Từ ngày 01/7/2026, chính sách BHYT đối với người tự đi khám, chữa bệnh ngoại trú có một số thay đổi đáng chú ý. Người tham gia BHYT cần nắm rõ để bảo đảm quyền lợi khi đi khám, chữa bệnh.17/06/2026</w:t>
-      </w:r>
-    </w:p>
-    <w:p>
-      <w:r>
-        <w:t>Từ ngày 01/7/2026, chính sách BHYT đối với người tự đi khám, chữa bệnh ngoại trú có một số thay đổi đáng chú ý. Người tham gia BHYT cần nắm rõ để bảo đảm quyền lợi khi đi khám, chữa bệnh.</w:t>
-      </w:r>
-    </w:p>
-    <w:p>
-      <w:r>
-        <w:t>17/06/2026</w:t>
-      </w:r>
-    </w:p>
-    <w:p>
-      <w:r>
-        <w:t>Tổ chức bảo hiểm tiền gửi là gì? Quyền và nghĩa vụ của tổ chức bảo hiểm tiền gửi?</w:t>
-      </w:r>
-    </w:p>
-    <w:p>
-      <w:r>
-        <w:t>Tổ chức bảo hiểm tiền gửi là gì? Quyền và nghĩa vụ của tổ chức bảo hiểm tiền gửi?Tổ chức bảo hiểm tiền gửi đóng vai trò quan trọng trong việc bảo vệ quyền lợi của người gửi tiền và góp phần bảo đảm an toàn hệ thống tài chính, ngân hàng. Vậy tổ chức bảo hiểm tiền gửi là gì, có những quyền và nghĩa vụ nào theo quy định của pháp luật hiện hành?14/06/2026</w:t>
-      </w:r>
-    </w:p>
-    <w:p>
-      <w:r>
-        <w:t>Tổ chức bảo hiểm tiền gửi đóng vai trò quan trọng trong việc bảo vệ quyền lợi của người gửi tiền và góp phần bảo đảm an toàn hệ thống tài chính, ngân hàng. Vậy tổ chức bảo hiểm tiền gửi là gì, có những quyền và nghĩa vụ nào theo quy định của pháp luật hiện hành?</w:t>
-      </w:r>
-    </w:p>
-    <w:p>
-      <w:r>
-        <w:t>14/06/2026</w:t>
-      </w:r>
-    </w:p>
-    <w:p>
-      <w:r>
-        <w:t>Chồng được hưởng chế độ thai sản thế nào khi vợ sinh con năm 2026?</w:t>
-      </w:r>
-    </w:p>
-    <w:p>
-      <w:r>
-        <w:t>Chồng được hưởng chế độ thai sản thế nào khi vợ sinh con năm 2026?Khi vợ sinh con, lao động nam không chỉ được nghỉ việc để chăm sóc vợ và con mà còn có thể được hưởng một số quyền lợi từ chế độ thai sản. Vậy năm 2026, điều kiện, thời gian nghỉ và mức hưởng chế độ thai sản đối với người chồng được quy định như thế nào?12/06/2026</w:t>
-      </w:r>
-    </w:p>
-    <w:p>
-      <w:r>
-        <w:t>Khi vợ sinh con, lao động nam không chỉ được nghỉ việc để chăm sóc vợ và con mà còn có thể được hưởng một số quyền lợi từ chế độ thai sản. Vậy năm 2026, điều kiện, thời gian nghỉ và mức hưởng chế độ thai sản đối với người chồng được quy định như thế nào?</w:t>
-      </w:r>
-    </w:p>
-    <w:p>
-      <w:r>
-        <w:t>12/06/2026</w:t>
-      </w:r>
-    </w:p>
-    <w:p>
-      <w:r>
-        <w:t>Xem tiếp</w:t>
-      </w:r>
-    </w:p>
-    <w:p>
-      <w:r>
-        <w:t>Tin xem nhiềuTừ 01/7/2026, nghỉ thai sản 7 tháng có được hưởng tiền thai sản đủ 7 tháng không?30/06/2026Bảng tính tuổi nghỉ hưu nữ chi tiết năm 202625/06/2026Mức đóng bảo hiểm xã hội của giáo viên năm 202621/06/2026Chế độ thai sản từ 01/7/2026: Những điểm mới cần biết11/06/2026Mức đóng bảo hiểm xã hội cho giám đốc năm 2026 là bao nhiêu?20/06/2026</w:t>
-      </w:r>
-    </w:p>
-    <w:p>
-      <w:r>
-        <w:t>Tin xem nhiều</w:t>
-      </w:r>
-    </w:p>
-    <w:p>
-      <w:r>
-        <w:t>Từ 01/7/2026, nghỉ thai sản 7 tháng có được hưởng tiền thai sản đủ 7 tháng không?30/06/2026Bảng tính tuổi nghỉ hưu nữ chi tiết năm 202625/06/2026Mức đóng bảo hiểm xã hội của giáo viên năm 202621/06/2026Chế độ thai sản từ 01/7/2026: Những điểm mới cần biết11/06/2026Mức đóng bảo hiểm xã hội cho giám đốc năm 2026 là bao nhiêu?20/06/2026</w:t>
-      </w:r>
-    </w:p>
-    <w:p>
-      <w:r>
-        <w:t>Từ 01/7/2026, nghỉ thai sản 7 tháng có được hưởng tiền thai sản đủ 7 tháng không?30/06/2026</w:t>
-      </w:r>
-    </w:p>
-    <w:p>
-      <w:r>
-        <w:t>Bảng tính tuổi nghỉ hưu nữ chi tiết năm 202625/06/2026</w:t>
-      </w:r>
-    </w:p>
-    <w:p>
-      <w:r>
-        <w:t>Mức đóng bảo hiểm xã hội của giáo viên năm 202621/06/2026</w:t>
-      </w:r>
-    </w:p>
-    <w:p>
-      <w:r>
-        <w:t>Chế độ thai sản từ 01/7/2026: Những điểm mới cần biết11/06/2026</w:t>
-      </w:r>
-    </w:p>
-    <w:p>
-      <w:r>
-        <w:t>Chế độ thai sản từ 01/7/2026: Những điểm mới cần biết</w:t>
-      </w:r>
-    </w:p>
-    <w:p>
-      <w:r>
-        <w:t>11/06/2026</w:t>
-      </w:r>
-    </w:p>
-    <w:p>
-      <w:r>
-        <w:t>Mức đóng bảo hiểm xã hội cho giám đốc năm 2026 là bao nhiêu?20/06/2026</w:t>
-      </w:r>
-    </w:p>
-    <w:p>
-      <w:r>
-        <w:t>Giới thiệuLời giới thiệuLịch sử phát triểnProfile Tra cứu văn bảnLiên hệDịch vụTra cứu văn bảnPhân tích văn bảnPháp lý doanh nghiệpDịch vụ dịch thuậtDịch vụ nội dungTổng đài tư vấnChính sáchBảng giá phần mềmHình thức thanh toánQuy ước sử dụngChính sách bảo mậtChính sách bảo vệ dữ liệu cá nhânThông báo hợp tác</w:t>
-      </w:r>
-    </w:p>
-    <w:p>
-      <w:r>
-        <w:t>Giới thiệuLời giới thiệuLịch sử phát triểnProfile Tra cứu văn bảnLiên hệ</w:t>
-      </w:r>
-    </w:p>
-    <w:p>
-      <w:r>
-        <w:t>Giới thiệu</w:t>
-      </w:r>
-    </w:p>
-    <w:p>
-      <w:r>
-        <w:t>Dịch vụTra cứu văn bảnPhân tích văn bảnPháp lý doanh nghiệpDịch vụ dịch thuậtDịch vụ nội dungTổng đài tư vấn</w:t>
-      </w:r>
-    </w:p>
-    <w:p>
-      <w:r>
-        <w:t>Chính sáchBảng giá phần mềmHình thức thanh toánQuy ước sử dụngChính sách bảo mậtChính sách bảo vệ dữ liệu cá nhânThông báo hợp tác</w:t>
-      </w:r>
-    </w:p>
-    <w:p>
-      <w:r>
-        <w:t>Chính sách</w:t>
-      </w:r>
-    </w:p>
-    <w:p>
-      <w:r>
-        <w:t>Giấy phép thiết lập trang Thông tin điện tử tổng hợp số: 692/GP-TTĐT cấp ngày 29/10/2010 bởi</w:t>
-      </w:r>
-    </w:p>
-    <w:p>
-      <w:r>
-        <w:t>Sở TT-TT Hà Nội, thay thế giấy phép số: 322/GP - BC, ngày 26/07/2007, cấp bởi Bộ Thông tin và Truyền thông</w:t>
-      </w:r>
-    </w:p>
-    <w:p>
-      <w:r>
-        <w:t>Cơ quan chủ quản: Công ty Cổ phần Truyền thông Luật Việt Nam. Chịu trách nhiệm: Ông Trần Văn Trí</w:t>
-      </w:r>
-    </w:p>
-    <w:p>
-      <w:r>
-        <w:t>Hỗ trợ về dịch vụ:0938 36 1919Hỗ trợ giải đáp pháp luật:1900 6192Tải ứng dụng luatvietnamQuét mã QR code để cài đặt</w:t>
-      </w:r>
-    </w:p>
-    <w:p>
-      <w:r>
-        <w:t>Hỗ trợ về dịch vụ:0938 36 1919Hỗ trợ giải đáp pháp luật:1900 6192</w:t>
-      </w:r>
-    </w:p>
-    <w:p>
-      <w:r>
-        <w:t>Hỗ trợ về dịch vụ:0938 36 1919</w:t>
-      </w:r>
-    </w:p>
-    <w:p>
-      <w:r>
-        <w:t>Hỗ trợ giải đáp pháp luật:1900 6192</w:t>
-      </w:r>
-    </w:p>
-    <w:p>
-      <w:r>
-        <w:t>Tải ứng dụng luatvietnamQuét mã QR code để cài đặt</w:t>
-      </w:r>
-    </w:p>
-    <w:p>
-      <w:r>
-        <w:t>Tải ứng dụng luatvietnam</w:t>
-      </w:r>
-    </w:p>
-    <w:p>
-      <w:r>
-        <w:t>Quét mã QR code để cài đặt</w:t>
-      </w:r>
-    </w:p>
-    <w:p>
-      <w:r>
-        <w:t>Trụ sở: Tầng 3, Toà nhà IC, 82 Duy Tân, P.Cầu Giấy, TP.Hà Nội</w:t>
-      </w:r>
-    </w:p>
-    <w:p>
-      <w:r>
-        <w:t>VPĐD: 648 Nguyễn Kiệm, Phường Đức Nhuận, TP. Hồ Chí Minh</w:t>
-      </w:r>
-    </w:p>
-    <w:p>
-      <w:r>
-        <w:t>Điện thoại: 0938 36 1919 - Email:[email protected]</w:t>
-      </w:r>
-    </w:p>
-    <w:p>
-      <w:r>
-        <w:t>Văn Bản Pháp Luật|Luật Doanh nghiệp|Luật Đất đai|Luật Hình sự 2015</w:t>
-      </w:r>
-    </w:p>
-    <w:p>
-      <w:r>
-        <w:t>Trang chủVề LuatVietnam</w:t>
-      </w:r>
-    </w:p>
-    <w:p>
-      <w:pPr>
-        <w:jc w:val="center"/>
-      </w:pPr>
-      <w:r>
-        <w:rPr>
-          <w:b/>
-        </w:rPr>
-        <w:t>CHÍNH SÁCH BẢO VỆ DỮ LIỆU CÁ NHÂN</w:t>
+        <w:t>ĐẠI DIỆN BÊN A                                            ĐẠI DIỆN BÊN B</w:t>
+        <w:br/>
+        <w:t>(Ký, ghi rõ họ tên)                                      (Ký, ghi rõ họ tên)</w:t>
       </w:r>
     </w:p>
     <w:sectPr>
@@ -1299,6 +570,7 @@
     <w:rsid w:val="00FC693F"/>
     <w:rPr>
       <w:rFonts w:ascii="Times New Roman" w:hAnsi="Times New Roman"/>
+      <w:sz w:val="24"/>
     </w:rPr>
   </w:style>
   <w:style w:type="paragraph" w:styleId="Header">
